--- a/Templates/periodich.docx
+++ b/Templates/periodich.docx
@@ -1090,17 +1090,36 @@
         <w:rPr>
           <w:rFonts w:cs="Times New Roman"/>
           <w:szCs w:val="26"/>
-          <w:highlight w:val="yellow"/>
-        </w:rPr>
-      </w:pPr>
-      <w:r>
-        <w:rPr>
-          <w:rFonts w:cs="Times New Roman"/>
-          <w:szCs w:val="26"/>
-          <w:highlight w:val="yellow"/>
+        </w:rPr>
+      </w:pPr>
+      <w:r>
+        <w:rPr>
+          <w:rFonts w:cs="Times New Roman"/>
+          <w:szCs w:val="26"/>
           <w:lang w:val="be-BY"/>
         </w:rPr>
-        <w:t>Протокол № 19-2025</w:t>
+        <w:t xml:space="preserve">Протокол № </w:t>
+      </w:r>
+      <w:r>
+        <w:t>{{</w:t>
+      </w:r>
+      <w:r>
+        <w:rPr>
+          <w:rFonts w:cs="Times New Roman"/>
+          <w:szCs w:val="26"/>
+        </w:rPr>
+        <w:t>Номер_протокола</w:t>
+      </w:r>
+      <w:r>
+        <w:t xml:space="preserve">}} </w:t>
+      </w:r>
+      <w:r>
+        <w:rPr>
+          <w:rFonts w:cs="Times New Roman"/>
+          <w:szCs w:val="26"/>
+          <w:lang w:val="be-BY"/>
+        </w:rPr>
+        <w:t>-2025</w:t>
       </w:r>
     </w:p>
     <w:p>
@@ -1165,24 +1184,206 @@
         <w:t>ПРОГРАММА ПРОВЕДЕНИЯ ИСПЫТАНИЙ</w:t>
       </w:r>
     </w:p>
-    <w:p>
-      <w:pPr>
+    <w:tbl>
+      <w:tblPr>
+        <w:tblStyle w:val="a7"/>
+        <w:tblW w:w="9918" w:type="dxa"/>
         <w:jc w:val="center"/>
-        <w:rPr>
-          <w:rFonts w:cs="Times New Roman"/>
-          <w:szCs w:val="26"/>
-        </w:rPr>
-      </w:pPr>
-      <w:bookmarkStart w:id="0" w:name="Table_Program"/>
-      <w:r>
-        <w:rPr>
-          <w:rFonts w:cs="Times New Roman"/>
-          <w:szCs w:val="26"/>
-        </w:rPr>
-        <w:t>[Таблица: Программа испытаний]</w:t>
-      </w:r>
-    </w:p>
-    <w:bookmarkEnd w:id="0"/>
+        <w:tblLayout w:type="fixed"/>
+        <w:tblLook w:val="01E0" w:firstRow="1" w:lastRow="1" w:firstColumn="1" w:lastColumn="1" w:noHBand="0" w:noVBand="0"/>
+      </w:tblPr>
+      <w:tblGrid>
+        <w:gridCol w:w="684"/>
+        <w:gridCol w:w="3564"/>
+        <w:gridCol w:w="3827"/>
+        <w:gridCol w:w="1843"/>
+      </w:tblGrid>
+      <w:tr>
+        <w:trPr>
+          <w:trHeight w:val="450"/>
+          <w:jc w:val="center"/>
+        </w:trPr>
+        <w:tc>
+          <w:tcPr>
+            <w:tcW w:w="684" w:type="dxa"/>
+            <w:vMerge w:val="restart"/>
+            <w:vAlign w:val="center"/>
+          </w:tcPr>
+          <w:p>
+            <w:pPr>
+              <w:jc w:val="center"/>
+              <w:rPr>
+                <w:sz w:val="26"/>
+                <w:szCs w:val="26"/>
+              </w:rPr>
+            </w:pPr>
+            <w:r>
+              <w:rPr>
+                <w:sz w:val="26"/>
+                <w:szCs w:val="26"/>
+              </w:rPr>
+              <w:t>№</w:t>
+            </w:r>
+          </w:p>
+          <w:p>
+            <w:pPr>
+              <w:jc w:val="center"/>
+              <w:rPr>
+                <w:sz w:val="26"/>
+                <w:szCs w:val="26"/>
+              </w:rPr>
+            </w:pPr>
+            <w:r>
+              <w:rPr>
+                <w:sz w:val="26"/>
+                <w:szCs w:val="26"/>
+              </w:rPr>
+              <w:t>п/п</w:t>
+            </w:r>
+          </w:p>
+        </w:tc>
+        <w:tc>
+          <w:tcPr>
+            <w:tcW w:w="3564" w:type="dxa"/>
+            <w:vMerge w:val="restart"/>
+            <w:vAlign w:val="center"/>
+          </w:tcPr>
+          <w:p>
+            <w:pPr>
+              <w:jc w:val="center"/>
+              <w:rPr>
+                <w:sz w:val="26"/>
+                <w:szCs w:val="26"/>
+              </w:rPr>
+            </w:pPr>
+            <w:r>
+              <w:rPr>
+                <w:sz w:val="26"/>
+                <w:szCs w:val="26"/>
+              </w:rPr>
+              <w:t>Наименование объекта испытаний (показателей, характеристик)</w:t>
+            </w:r>
+          </w:p>
+        </w:tc>
+        <w:tc>
+          <w:tcPr>
+            <w:tcW w:w="3827" w:type="dxa"/>
+            <w:vAlign w:val="center"/>
+          </w:tcPr>
+          <w:p>
+            <w:pPr>
+              <w:jc w:val="center"/>
+              <w:rPr>
+                <w:sz w:val="26"/>
+                <w:szCs w:val="26"/>
+              </w:rPr>
+            </w:pPr>
+            <w:r>
+              <w:rPr>
+                <w:sz w:val="26"/>
+                <w:szCs w:val="26"/>
+              </w:rPr>
+              <w:t>Наименование ТНПА, устанавливающего метод испытаний</w:t>
+            </w:r>
+          </w:p>
+        </w:tc>
+        <w:tc>
+          <w:tcPr>
+            <w:tcW w:w="1843" w:type="dxa"/>
+            <w:vMerge w:val="restart"/>
+            <w:vAlign w:val="center"/>
+          </w:tcPr>
+          <w:p>
+            <w:pPr>
+              <w:jc w:val="center"/>
+              <w:rPr>
+                <w:sz w:val="26"/>
+                <w:szCs w:val="26"/>
+              </w:rPr>
+            </w:pPr>
+            <w:r>
+              <w:rPr>
+                <w:sz w:val="26"/>
+                <w:szCs w:val="26"/>
+              </w:rPr>
+              <w:t>Примечание</w:t>
+            </w:r>
+          </w:p>
+        </w:tc>
+      </w:tr>
+      <w:tr>
+        <w:trPr>
+          <w:trHeight w:val="450"/>
+          <w:jc w:val="center"/>
+        </w:trPr>
+        <w:tc>
+          <w:tcPr>
+            <w:tcW w:w="684" w:type="dxa"/>
+            <w:vMerge/>
+            <w:vAlign w:val="center"/>
+          </w:tcPr>
+          <w:p>
+            <w:pPr>
+              <w:jc w:val="center"/>
+              <w:rPr>
+                <w:szCs w:val="26"/>
+              </w:rPr>
+            </w:pPr>
+          </w:p>
+        </w:tc>
+        <w:tc>
+          <w:tcPr>
+            <w:tcW w:w="3564" w:type="dxa"/>
+            <w:vMerge/>
+            <w:vAlign w:val="center"/>
+          </w:tcPr>
+          <w:p>
+            <w:pPr>
+              <w:jc w:val="center"/>
+              <w:rPr>
+                <w:szCs w:val="26"/>
+              </w:rPr>
+            </w:pPr>
+          </w:p>
+        </w:tc>
+        <w:tc>
+          <w:tcPr>
+            <w:tcW w:w="3827" w:type="dxa"/>
+            <w:vAlign w:val="center"/>
+          </w:tcPr>
+          <w:p>
+            <w:pPr>
+              <w:jc w:val="center"/>
+              <w:rPr>
+                <w:szCs w:val="26"/>
+              </w:rPr>
+            </w:pPr>
+            <w:r>
+              <w:rPr>
+                <w:szCs w:val="26"/>
+                <w:highlight w:val="yellow"/>
+              </w:rPr>
+              <w:t>СЮДА ТУ(ПМ)</w:t>
+            </w:r>
+          </w:p>
+        </w:tc>
+        <w:tc>
+          <w:tcPr>
+            <w:tcW w:w="1843" w:type="dxa"/>
+            <w:vMerge/>
+            <w:vAlign w:val="center"/>
+          </w:tcPr>
+          <w:p>
+            <w:pPr>
+              <w:jc w:val="center"/>
+              <w:rPr>
+                <w:szCs w:val="26"/>
+              </w:rPr>
+            </w:pPr>
+          </w:p>
+        </w:tc>
+      </w:tr>
+    </w:tbl>
     <w:p>
       <w:pPr>
         <w:tabs>
@@ -1194,6 +1395,87 @@
         </w:rPr>
       </w:pPr>
     </w:p>
+    <w:tbl>
+      <w:tblPr>
+        <w:tblStyle w:val="a7"/>
+        <w:tblW w:w="0" w:type="auto"/>
+        <w:tblLook w:val="04A0" w:firstRow="1" w:lastRow="0" w:firstColumn="1" w:lastColumn="0" w:noHBand="0" w:noVBand="1"/>
+      </w:tblPr>
+      <w:tblGrid>
+        <w:gridCol w:w="2478"/>
+        <w:gridCol w:w="2478"/>
+        <w:gridCol w:w="2478"/>
+        <w:gridCol w:w="2478"/>
+      </w:tblGrid>
+      <w:tr>
+        <w:tc>
+          <w:tcPr>
+            <w:tcW w:w="2478" w:type="dxa"/>
+          </w:tcPr>
+          <w:p>
+            <w:pPr>
+              <w:tabs>
+                <w:tab w:val="center" w:pos="5173"/>
+              </w:tabs>
+              <w:rPr>
+                <w:sz w:val="26"/>
+                <w:szCs w:val="26"/>
+              </w:rPr>
+            </w:pPr>
+            <w:bookmarkStart w:id="0" w:name="Table_Program" w:colFirst="0" w:colLast="3"/>
+          </w:p>
+        </w:tc>
+        <w:tc>
+          <w:tcPr>
+            <w:tcW w:w="2478" w:type="dxa"/>
+          </w:tcPr>
+          <w:p>
+            <w:pPr>
+              <w:tabs>
+                <w:tab w:val="center" w:pos="5173"/>
+              </w:tabs>
+              <w:rPr>
+                <w:sz w:val="26"/>
+                <w:szCs w:val="26"/>
+              </w:rPr>
+            </w:pPr>
+          </w:p>
+        </w:tc>
+        <w:tc>
+          <w:tcPr>
+            <w:tcW w:w="2478" w:type="dxa"/>
+          </w:tcPr>
+          <w:p>
+            <w:pPr>
+              <w:tabs>
+                <w:tab w:val="center" w:pos="5173"/>
+              </w:tabs>
+              <w:rPr>
+                <w:sz w:val="26"/>
+                <w:szCs w:val="26"/>
+              </w:rPr>
+            </w:pPr>
+          </w:p>
+        </w:tc>
+        <w:tc>
+          <w:tcPr>
+            <w:tcW w:w="2478" w:type="dxa"/>
+          </w:tcPr>
+          <w:p>
+            <w:pPr>
+              <w:tabs>
+                <w:tab w:val="center" w:pos="5173"/>
+              </w:tabs>
+              <w:rPr>
+                <w:sz w:val="26"/>
+                <w:szCs w:val="26"/>
+              </w:rPr>
+            </w:pPr>
+          </w:p>
+        </w:tc>
+      </w:tr>
+      <w:bookmarkEnd w:id="0"/>
+    </w:tbl>
     <w:p>
       <w:pPr>
         <w:tabs>
@@ -1235,18 +1517,40 @@
         <w:rPr>
           <w:rFonts w:cs="Times New Roman"/>
           <w:szCs w:val="26"/>
-          <w:highlight w:val="yellow"/>
-        </w:rPr>
-      </w:pPr>
-      <w:r>
-        <w:rPr>
-          <w:rFonts w:cs="Times New Roman"/>
-          <w:szCs w:val="26"/>
-          <w:highlight w:val="yellow"/>
+        </w:rPr>
+      </w:pPr>
+      <w:r>
+        <w:rPr>
+          <w:rFonts w:cs="Times New Roman"/>
+          <w:szCs w:val="26"/>
           <w:lang w:val="be-BY"/>
         </w:rPr>
         <w:lastRenderedPageBreak/>
-        <w:t>Протокол № 19-2025</w:t>
+        <w:t xml:space="preserve">Протокол № </w:t>
+      </w:r>
+      <w:r>
+        <w:t>{{</w:t>
+      </w:r>
+      <w:r>
+        <w:rPr>
+          <w:rFonts w:cs="Times New Roman"/>
+          <w:szCs w:val="26"/>
+        </w:rPr>
+        <w:t>Номер_протокола</w:t>
+      </w:r>
+      <w:r>
+        <w:t>}}</w:t>
+      </w:r>
+      <w:r>
+        <w:t xml:space="preserve"> </w:t>
+      </w:r>
+      <w:r>
+        <w:rPr>
+          <w:rFonts w:cs="Times New Roman"/>
+          <w:szCs w:val="26"/>
+          <w:lang w:val="be-BY"/>
+        </w:rPr>
+        <w:t>-2025</w:t>
       </w:r>
     </w:p>
     <w:p>
@@ -1679,6 +1983,13 @@
                 <w:sz w:val="26"/>
                 <w:szCs w:val="26"/>
               </w:rPr>
+              <w:t xml:space="preserve"> </w:t>
+            </w:r>
+            <w:r>
+              <w:rPr>
+                <w:sz w:val="26"/>
+                <w:szCs w:val="26"/>
+              </w:rPr>
               <w:t>({{Давление}})</w:t>
             </w:r>
             <w:r>
@@ -1741,37 +2052,277 @@
         <w:t>ИСПЫТАТЕЛЬНОЕ ОБОРУДОВАНИЕ И СРЕДСТВА ИЗМЕРЕНИЙ, ПРИМЕНЯЕМЫЕ ПРИ ПРОВЕДЕНИИ ИСПЫТАНИЙ</w:t>
       </w:r>
     </w:p>
-    <w:p>
-      <w:pPr>
-        <w:rPr>
-          <w:rFonts w:cs="Times New Roman"/>
-          <w:szCs w:val="26"/>
-        </w:rPr>
-      </w:pPr>
-      <w:bookmarkStart w:id="1" w:name="Table_Equipment"/>
-      <w:r>
-        <w:rPr>
-          <w:rFonts w:cs="Times New Roman"/>
-          <w:szCs w:val="26"/>
-        </w:rPr>
-        <w:t xml:space="preserve">[Таблица: </w:t>
-      </w:r>
-      <w:r>
-        <w:rPr>
-          <w:rFonts w:cs="Times New Roman"/>
-          <w:szCs w:val="26"/>
-        </w:rPr>
-        <w:t>СИ</w:t>
-      </w:r>
-      <w:r>
-        <w:rPr>
-          <w:rFonts w:cs="Times New Roman"/>
-          <w:szCs w:val="26"/>
-        </w:rPr>
-        <w:t>]</w:t>
-      </w:r>
-    </w:p>
-    <w:bookmarkEnd w:id="1"/>
+    <w:tbl>
+      <w:tblPr>
+        <w:tblW w:w="0" w:type="auto"/>
+        <w:jc w:val="center"/>
+        <w:tblBorders>
+          <w:top w:val="single" w:sz="4" w:space="0" w:color="auto"/>
+          <w:left w:val="single" w:sz="4" w:space="0" w:color="auto"/>
+          <w:bottom w:val="single" w:sz="4" w:space="0" w:color="auto"/>
+          <w:right w:val="single" w:sz="4" w:space="0" w:color="auto"/>
+          <w:insideH w:val="single" w:sz="4" w:space="0" w:color="auto"/>
+          <w:insideV w:val="single" w:sz="4" w:space="0" w:color="auto"/>
+        </w:tblBorders>
+        <w:tblLook w:val="01E0" w:firstRow="1" w:lastRow="1" w:firstColumn="1" w:lastColumn="1" w:noHBand="0" w:noVBand="0"/>
+      </w:tblPr>
+      <w:tblGrid>
+        <w:gridCol w:w="567"/>
+        <w:gridCol w:w="3652"/>
+        <w:gridCol w:w="1784"/>
+        <w:gridCol w:w="1752"/>
+        <w:gridCol w:w="2157"/>
+      </w:tblGrid>
+      <w:tr>
+        <w:trPr>
+          <w:jc w:val="center"/>
+        </w:trPr>
+        <w:tc>
+          <w:tcPr>
+            <w:tcW w:w="567" w:type="dxa"/>
+            <w:vAlign w:val="center"/>
+          </w:tcPr>
+          <w:p>
+            <w:pPr>
+              <w:rPr>
+                <w:rFonts w:cs="Times New Roman"/>
+                <w:szCs w:val="26"/>
+              </w:rPr>
+            </w:pPr>
+            <w:r>
+              <w:rPr>
+                <w:rFonts w:cs="Times New Roman"/>
+                <w:szCs w:val="26"/>
+              </w:rPr>
+              <w:t>№</w:t>
+            </w:r>
+          </w:p>
+          <w:p>
+            <w:pPr>
+              <w:rPr>
+                <w:rFonts w:cs="Times New Roman"/>
+                <w:szCs w:val="26"/>
+              </w:rPr>
+            </w:pPr>
+            <w:r>
+              <w:rPr>
+                <w:rFonts w:cs="Times New Roman"/>
+                <w:szCs w:val="26"/>
+                <w:lang w:val="be-BY"/>
+              </w:rPr>
+              <w:t>п</w:t>
+            </w:r>
+            <w:r>
+              <w:rPr>
+                <w:rFonts w:cs="Times New Roman"/>
+                <w:szCs w:val="26"/>
+              </w:rPr>
+              <w:t>/</w:t>
+            </w:r>
+            <w:r>
+              <w:rPr>
+                <w:rFonts w:cs="Times New Roman"/>
+                <w:szCs w:val="26"/>
+                <w:lang w:val="be-BY"/>
+              </w:rPr>
+              <w:t>п</w:t>
+            </w:r>
+          </w:p>
+        </w:tc>
+        <w:tc>
+          <w:tcPr>
+            <w:tcW w:w="3652" w:type="dxa"/>
+            <w:vAlign w:val="center"/>
+          </w:tcPr>
+          <w:p>
+            <w:pPr>
+              <w:jc w:val="center"/>
+              <w:rPr>
+                <w:rFonts w:cs="Times New Roman"/>
+                <w:szCs w:val="26"/>
+              </w:rPr>
+            </w:pPr>
+            <w:r>
+              <w:rPr>
+                <w:rFonts w:cs="Times New Roman"/>
+                <w:szCs w:val="26"/>
+              </w:rPr>
+              <w:t>Наименование испытательного оборудования и средств измерений</w:t>
+            </w:r>
+          </w:p>
+        </w:tc>
+        <w:tc>
+          <w:tcPr>
+            <w:tcW w:w="1784" w:type="dxa"/>
+            <w:vAlign w:val="center"/>
+          </w:tcPr>
+          <w:p>
+            <w:pPr>
+              <w:jc w:val="center"/>
+              <w:rPr>
+                <w:rFonts w:cs="Times New Roman"/>
+                <w:szCs w:val="26"/>
+              </w:rPr>
+            </w:pPr>
+            <w:r>
+              <w:rPr>
+                <w:rFonts w:cs="Times New Roman"/>
+                <w:szCs w:val="26"/>
+              </w:rPr>
+              <w:t>Тип, марка</w:t>
+            </w:r>
+          </w:p>
+        </w:tc>
+        <w:tc>
+          <w:tcPr>
+            <w:tcW w:w="1752" w:type="dxa"/>
+            <w:vAlign w:val="center"/>
+          </w:tcPr>
+          <w:p>
+            <w:pPr>
+              <w:jc w:val="center"/>
+              <w:rPr>
+                <w:rFonts w:cs="Times New Roman"/>
+                <w:szCs w:val="26"/>
+              </w:rPr>
+            </w:pPr>
+            <w:r>
+              <w:rPr>
+                <w:rFonts w:cs="Times New Roman"/>
+                <w:szCs w:val="26"/>
+              </w:rPr>
+              <w:t>Номер</w:t>
+            </w:r>
+          </w:p>
+        </w:tc>
+        <w:tc>
+          <w:tcPr>
+            <w:tcW w:w="2157" w:type="dxa"/>
+            <w:vAlign w:val="center"/>
+          </w:tcPr>
+          <w:p>
+            <w:pPr>
+              <w:jc w:val="center"/>
+              <w:rPr>
+                <w:rFonts w:cs="Times New Roman"/>
+                <w:szCs w:val="26"/>
+              </w:rPr>
+            </w:pPr>
+            <w:r>
+              <w:rPr>
+                <w:rFonts w:cs="Times New Roman"/>
+                <w:szCs w:val="26"/>
+              </w:rPr>
+              <w:t>Период аттестации, калибровки</w:t>
+            </w:r>
+          </w:p>
+        </w:tc>
+      </w:tr>
+    </w:tbl>
+    <w:p>
+      <w:pPr>
+        <w:rPr>
+          <w:rFonts w:cs="Times New Roman"/>
+          <w:szCs w:val="26"/>
+        </w:rPr>
+      </w:pPr>
+      <w:bookmarkStart w:id="1" w:name="_GoBack"/>
+      <w:bookmarkEnd w:id="1"/>
+    </w:p>
+    <w:tbl>
+      <w:tblPr>
+        <w:tblStyle w:val="a7"/>
+        <w:tblW w:w="0" w:type="auto"/>
+        <w:tblLook w:val="04A0" w:firstRow="1" w:lastRow="0" w:firstColumn="1" w:lastColumn="0" w:noHBand="0" w:noVBand="1"/>
+      </w:tblPr>
+      <w:tblGrid>
+        <w:gridCol w:w="1982"/>
+        <w:gridCol w:w="1982"/>
+        <w:gridCol w:w="1982"/>
+        <w:gridCol w:w="1983"/>
+        <w:gridCol w:w="1983"/>
+      </w:tblGrid>
+      <w:tr>
+        <w:tc>
+          <w:tcPr>
+            <w:tcW w:w="1982" w:type="dxa"/>
+          </w:tcPr>
+          <w:p>
+            <w:pPr>
+              <w:rPr>
+                <w:szCs w:val="26"/>
+              </w:rPr>
+            </w:pPr>
+            <w:bookmarkStart w:id="2" w:name="Table_Equipment" w:colFirst="0" w:colLast="4"/>
+          </w:p>
+        </w:tc>
+        <w:tc>
+          <w:tcPr>
+            <w:tcW w:w="1982" w:type="dxa"/>
+          </w:tcPr>
+          <w:p>
+            <w:pPr>
+              <w:rPr>
+                <w:szCs w:val="26"/>
+              </w:rPr>
+            </w:pPr>
+          </w:p>
+        </w:tc>
+        <w:tc>
+          <w:tcPr>
+            <w:tcW w:w="1982" w:type="dxa"/>
+          </w:tcPr>
+          <w:p>
+            <w:pPr>
+              <w:rPr>
+                <w:szCs w:val="26"/>
+              </w:rPr>
+            </w:pPr>
+          </w:p>
+        </w:tc>
+        <w:tc>
+          <w:tcPr>
+            <w:tcW w:w="1983" w:type="dxa"/>
+          </w:tcPr>
+          <w:p>
+            <w:pPr>
+              <w:rPr>
+                <w:szCs w:val="26"/>
+              </w:rPr>
+            </w:pPr>
+          </w:p>
+        </w:tc>
+        <w:tc>
+          <w:tcPr>
+            <w:tcW w:w="1983" w:type="dxa"/>
+          </w:tcPr>
+          <w:p>
+            <w:pPr>
+              <w:rPr>
+                <w:szCs w:val="26"/>
+              </w:rPr>
+            </w:pPr>
+          </w:p>
+        </w:tc>
+      </w:tr>
+      <w:bookmarkEnd w:id="2"/>
+    </w:tbl>
+    <w:p>
+      <w:pPr>
+        <w:rPr>
+          <w:rFonts w:cs="Times New Roman"/>
+          <w:szCs w:val="26"/>
+        </w:rPr>
+      </w:pPr>
+    </w:p>
+    <w:p>
+      <w:pPr>
+        <w:rPr>
+          <w:rFonts w:cs="Times New Roman"/>
+          <w:szCs w:val="26"/>
+        </w:rPr>
+      </w:pPr>
+    </w:p>
     <w:p>
       <w:pPr>
         <w:tabs>
@@ -1822,17 +2373,38 @@
         <w:rPr>
           <w:rFonts w:cs="Times New Roman"/>
           <w:szCs w:val="26"/>
-          <w:highlight w:val="yellow"/>
-        </w:rPr>
-      </w:pPr>
-      <w:r>
-        <w:rPr>
-          <w:rFonts w:cs="Times New Roman"/>
-          <w:szCs w:val="26"/>
-          <w:highlight w:val="yellow"/>
+        </w:rPr>
+      </w:pPr>
+      <w:r>
+        <w:rPr>
+          <w:rFonts w:cs="Times New Roman"/>
+          <w:szCs w:val="26"/>
         </w:rPr>
         <w:lastRenderedPageBreak/>
-        <w:t>Протокол № 19-2025</w:t>
+        <w:t xml:space="preserve">Протокол № </w:t>
+      </w:r>
+      <w:r>
+        <w:t>{{</w:t>
+      </w:r>
+      <w:r>
+        <w:rPr>
+          <w:rFonts w:cs="Times New Roman"/>
+          <w:szCs w:val="26"/>
+        </w:rPr>
+        <w:t>Номер_протокола</w:t>
+      </w:r>
+      <w:r>
+        <w:t>}}</w:t>
+      </w:r>
+      <w:r>
+        <w:t xml:space="preserve"> </w:t>
+      </w:r>
+      <w:r>
+        <w:rPr>
+          <w:rFonts w:cs="Times New Roman"/>
+          <w:szCs w:val="26"/>
+        </w:rPr>
+        <w:t>-2025</w:t>
       </w:r>
     </w:p>
     <w:p>
@@ -2590,10 +3162,37 @@
           </w:p>
         </w:tc>
       </w:tr>
+    </w:tbl>
+    <w:p>
+      <w:pPr>
+        <w:pStyle w:val="a3"/>
+        <w:ind w:right="-143"/>
+        <w:rPr>
+          <w:rFonts w:ascii="Times New Roman" w:hAnsi="Times New Roman" w:cs="Times New Roman"/>
+          <w:sz w:val="26"/>
+          <w:szCs w:val="26"/>
+        </w:rPr>
+      </w:pPr>
+    </w:p>
+    <w:tbl>
+      <w:tblPr>
+        <w:tblStyle w:val="a7"/>
+        <w:tblW w:w="0" w:type="auto"/>
+        <w:tblLook w:val="04A0" w:firstRow="1" w:lastRow="0" w:firstColumn="1" w:lastColumn="0" w:noHBand="0" w:noVBand="1"/>
+      </w:tblPr>
+      <w:tblGrid>
+        <w:gridCol w:w="2039"/>
+        <w:gridCol w:w="2039"/>
+        <w:gridCol w:w="2040"/>
+        <w:gridCol w:w="2040"/>
+        <w:gridCol w:w="2040"/>
+        <w:gridCol w:w="2040"/>
+        <w:gridCol w:w="2040"/>
+      </w:tblGrid>
       <w:tr>
         <w:tc>
           <w:tcPr>
-            <w:tcW w:w="567" w:type="dxa"/>
+            <w:tcW w:w="2039" w:type="dxa"/>
           </w:tcPr>
           <w:p>
             <w:pPr>
@@ -2605,12 +3204,12 @@
                 <w:szCs w:val="26"/>
               </w:rPr>
             </w:pPr>
-            <w:bookmarkStart w:id="2" w:name="Table_Results" w:colFirst="0" w:colLast="6"/>
-          </w:p>
-        </w:tc>
-        <w:tc>
-          <w:tcPr>
-            <w:tcW w:w="3964" w:type="dxa"/>
+            <w:bookmarkStart w:id="3" w:name="Table_Results" w:colFirst="0" w:colLast="6"/>
+          </w:p>
+        </w:tc>
+        <w:tc>
+          <w:tcPr>
+            <w:tcW w:w="2039" w:type="dxa"/>
           </w:tcPr>
           <w:p>
             <w:pPr>
@@ -2626,7 +3225,7 @@
         </w:tc>
         <w:tc>
           <w:tcPr>
-            <w:tcW w:w="1521" w:type="dxa"/>
+            <w:tcW w:w="2040" w:type="dxa"/>
           </w:tcPr>
           <w:p>
             <w:pPr>
@@ -2642,7 +3241,7 @@
         </w:tc>
         <w:tc>
           <w:tcPr>
-            <w:tcW w:w="1327" w:type="dxa"/>
+            <w:tcW w:w="2040" w:type="dxa"/>
           </w:tcPr>
           <w:p>
             <w:pPr>
@@ -2658,7 +3257,7 @@
         </w:tc>
         <w:tc>
           <w:tcPr>
-            <w:tcW w:w="2309" w:type="dxa"/>
+            <w:tcW w:w="2040" w:type="dxa"/>
           </w:tcPr>
           <w:p>
             <w:pPr>
@@ -2674,7 +3273,7 @@
         </w:tc>
         <w:tc>
           <w:tcPr>
-            <w:tcW w:w="3490" w:type="dxa"/>
+            <w:tcW w:w="2040" w:type="dxa"/>
           </w:tcPr>
           <w:p>
             <w:pPr>
@@ -2690,7 +3289,7 @@
         </w:tc>
         <w:tc>
           <w:tcPr>
-            <w:tcW w:w="1100" w:type="dxa"/>
+            <w:tcW w:w="2040" w:type="dxa"/>
           </w:tcPr>
           <w:p>
             <w:pPr>
@@ -2705,8 +3304,19 @@
           </w:p>
         </w:tc>
       </w:tr>
-      <w:bookmarkEnd w:id="2"/>
+      <w:bookmarkEnd w:id="3"/>
     </w:tbl>
+    <w:p>
+      <w:pPr>
+        <w:pStyle w:val="a3"/>
+        <w:ind w:right="-143"/>
+        <w:rPr>
+          <w:rFonts w:ascii="Times New Roman" w:hAnsi="Times New Roman" w:cs="Times New Roman"/>
+          <w:sz w:val="26"/>
+          <w:szCs w:val="26"/>
+        </w:rPr>
+      </w:pPr>
+    </w:p>
     <w:p>
       <w:pPr>
         <w:pStyle w:val="a3"/>
@@ -2917,8 +3527,6 @@
           <w:szCs w:val="26"/>
         </w:rPr>
       </w:pPr>
-      <w:bookmarkStart w:id="3" w:name="_GoBack"/>
-      <w:bookmarkEnd w:id="3"/>
     </w:p>
     <w:p>
       <w:pPr>
@@ -2957,7 +3565,6 @@
           <w:rFonts w:cs="Times New Roman"/>
           <w:sz w:val="26"/>
           <w:szCs w:val="26"/>
-          <w:highlight w:val="yellow"/>
           <w:lang w:val="ru-RU"/>
         </w:rPr>
       </w:pPr>
@@ -2966,11 +3573,45 @@
           <w:rFonts w:cs="Times New Roman"/>
           <w:sz w:val="26"/>
           <w:szCs w:val="26"/>
-          <w:highlight w:val="yellow"/>
           <w:lang w:val="ru-RU"/>
         </w:rPr>
         <w:lastRenderedPageBreak/>
-        <w:t>Протокол № 19-2025</w:t>
+        <w:t xml:space="preserve">Протокол № </w:t>
+      </w:r>
+      <w:r>
+        <w:rPr>
+          <w:sz w:val="26"/>
+        </w:rPr>
+        <w:t>{{</w:t>
+      </w:r>
+      <w:r>
+        <w:rPr>
+          <w:rFonts w:cs="Times New Roman"/>
+          <w:sz w:val="26"/>
+          <w:szCs w:val="26"/>
+        </w:rPr>
+        <w:t>Номер_протокола</w:t>
+      </w:r>
+      <w:r>
+        <w:rPr>
+          <w:sz w:val="26"/>
+        </w:rPr>
+        <w:t>}}</w:t>
+      </w:r>
+      <w:r>
+        <w:rPr>
+          <w:sz w:val="26"/>
+        </w:rPr>
+        <w:t xml:space="preserve"> </w:t>
+      </w:r>
+      <w:r>
+        <w:rPr>
+          <w:rFonts w:cs="Times New Roman"/>
+          <w:sz w:val="26"/>
+          <w:szCs w:val="26"/>
+          <w:lang w:val="ru-RU"/>
+        </w:rPr>
+        <w:t>-2025</w:t>
       </w:r>
     </w:p>
     <w:p>
@@ -3827,19 +4468,6 @@
     <w:p>
       <w:pPr>
         <w:outlineLvl w:val="0"/>
-        <w:rPr>
-          <w:rFonts w:cs="Times New Roman"/>
-          <w:szCs w:val="26"/>
-        </w:rPr>
-      </w:pPr>
-    </w:p>
-    <w:p>
-      <w:pPr>
-        <w:outlineLvl w:val="0"/>
-        <w:rPr>
-          <w:rFonts w:cs="Times New Roman"/>
-          <w:szCs w:val="26"/>
-        </w:rPr>
       </w:pPr>
       <w:r>
         <w:rPr>
@@ -3856,7 +4484,6 @@
         <w:softHyphen/>
       </w:r>
     </w:p>
-    <w:p/>
     <w:sectPr>
       <w:pgSz w:w="11907" w:h="16840" w:code="9"/>
       <w:pgMar w:top="1134" w:right="567" w:bottom="1418" w:left="1418" w:header="0" w:footer="0" w:gutter="0"/>

--- a/Templates/periodich.docx
+++ b/Templates/periodich.docx
@@ -2226,8 +2226,6 @@
           <w:szCs w:val="26"/>
         </w:rPr>
       </w:pPr>
-      <w:bookmarkStart w:id="1" w:name="_GoBack"/>
-      <w:bookmarkEnd w:id="1"/>
     </w:p>
     <w:tbl>
       <w:tblPr>
@@ -2253,7 +2251,7 @@
                 <w:szCs w:val="26"/>
               </w:rPr>
             </w:pPr>
-            <w:bookmarkStart w:id="2" w:name="Table_Equipment" w:colFirst="0" w:colLast="4"/>
+            <w:bookmarkStart w:id="1" w:name="Table_Equipment" w:colFirst="0" w:colLast="4"/>
           </w:p>
         </w:tc>
         <w:tc>
@@ -2305,7 +2303,7 @@
           </w:p>
         </w:tc>
       </w:tr>
-      <w:bookmarkEnd w:id="2"/>
+      <w:bookmarkEnd w:id="1"/>
     </w:tbl>
     <w:p>
       <w:pPr>
@@ -3174,138 +3172,6 @@
         </w:rPr>
       </w:pPr>
     </w:p>
-    <w:tbl>
-      <w:tblPr>
-        <w:tblStyle w:val="a7"/>
-        <w:tblW w:w="0" w:type="auto"/>
-        <w:tblLook w:val="04A0" w:firstRow="1" w:lastRow="0" w:firstColumn="1" w:lastColumn="0" w:noHBand="0" w:noVBand="1"/>
-      </w:tblPr>
-      <w:tblGrid>
-        <w:gridCol w:w="2039"/>
-        <w:gridCol w:w="2039"/>
-        <w:gridCol w:w="2040"/>
-        <w:gridCol w:w="2040"/>
-        <w:gridCol w:w="2040"/>
-        <w:gridCol w:w="2040"/>
-        <w:gridCol w:w="2040"/>
-      </w:tblGrid>
-      <w:tr>
-        <w:tc>
-          <w:tcPr>
-            <w:tcW w:w="2039" w:type="dxa"/>
-          </w:tcPr>
-          <w:p>
-            <w:pPr>
-              <w:pStyle w:val="a3"/>
-              <w:ind w:right="-143"/>
-              <w:rPr>
-                <w:rFonts w:ascii="Times New Roman" w:hAnsi="Times New Roman"/>
-                <w:sz w:val="26"/>
-                <w:szCs w:val="26"/>
-              </w:rPr>
-            </w:pPr>
-            <w:bookmarkStart w:id="3" w:name="Table_Results" w:colFirst="0" w:colLast="6"/>
-          </w:p>
-        </w:tc>
-        <w:tc>
-          <w:tcPr>
-            <w:tcW w:w="2039" w:type="dxa"/>
-          </w:tcPr>
-          <w:p>
-            <w:pPr>
-              <w:pStyle w:val="a3"/>
-              <w:ind w:right="-143"/>
-              <w:rPr>
-                <w:rFonts w:ascii="Times New Roman" w:hAnsi="Times New Roman"/>
-                <w:sz w:val="26"/>
-                <w:szCs w:val="26"/>
-              </w:rPr>
-            </w:pPr>
-          </w:p>
-        </w:tc>
-        <w:tc>
-          <w:tcPr>
-            <w:tcW w:w="2040" w:type="dxa"/>
-          </w:tcPr>
-          <w:p>
-            <w:pPr>
-              <w:pStyle w:val="a3"/>
-              <w:ind w:right="-143"/>
-              <w:rPr>
-                <w:rFonts w:ascii="Times New Roman" w:hAnsi="Times New Roman"/>
-                <w:sz w:val="26"/>
-                <w:szCs w:val="26"/>
-              </w:rPr>
-            </w:pPr>
-          </w:p>
-        </w:tc>
-        <w:tc>
-          <w:tcPr>
-            <w:tcW w:w="2040" w:type="dxa"/>
-          </w:tcPr>
-          <w:p>
-            <w:pPr>
-              <w:pStyle w:val="a3"/>
-              <w:ind w:right="-143"/>
-              <w:rPr>
-                <w:rFonts w:ascii="Times New Roman" w:hAnsi="Times New Roman"/>
-                <w:sz w:val="26"/>
-                <w:szCs w:val="26"/>
-              </w:rPr>
-            </w:pPr>
-          </w:p>
-        </w:tc>
-        <w:tc>
-          <w:tcPr>
-            <w:tcW w:w="2040" w:type="dxa"/>
-          </w:tcPr>
-          <w:p>
-            <w:pPr>
-              <w:pStyle w:val="a3"/>
-              <w:ind w:right="-143"/>
-              <w:rPr>
-                <w:rFonts w:ascii="Times New Roman" w:hAnsi="Times New Roman"/>
-                <w:sz w:val="26"/>
-                <w:szCs w:val="26"/>
-              </w:rPr>
-            </w:pPr>
-          </w:p>
-        </w:tc>
-        <w:tc>
-          <w:tcPr>
-            <w:tcW w:w="2040" w:type="dxa"/>
-          </w:tcPr>
-          <w:p>
-            <w:pPr>
-              <w:pStyle w:val="a3"/>
-              <w:ind w:right="-143"/>
-              <w:rPr>
-                <w:rFonts w:ascii="Times New Roman" w:hAnsi="Times New Roman"/>
-                <w:sz w:val="26"/>
-                <w:szCs w:val="26"/>
-              </w:rPr>
-            </w:pPr>
-          </w:p>
-        </w:tc>
-        <w:tc>
-          <w:tcPr>
-            <w:tcW w:w="2040" w:type="dxa"/>
-          </w:tcPr>
-          <w:p>
-            <w:pPr>
-              <w:pStyle w:val="a3"/>
-              <w:ind w:right="-143"/>
-              <w:rPr>
-                <w:rFonts w:ascii="Times New Roman" w:hAnsi="Times New Roman"/>
-                <w:sz w:val="26"/>
-                <w:szCs w:val="26"/>
-              </w:rPr>
-            </w:pPr>
-          </w:p>
-        </w:tc>
-      </w:tr>
-      <w:bookmarkEnd w:id="3"/>
-    </w:tbl>
     <w:p>
       <w:pPr>
         <w:pStyle w:val="a3"/>
@@ -3316,6 +3182,21 @@
           <w:szCs w:val="26"/>
         </w:rPr>
       </w:pPr>
+      <w:bookmarkStart w:id="2" w:name="Table_Results"/>
+      <w:bookmarkEnd w:id="2"/>
+    </w:p>
+    <w:p>
+      <w:pPr>
+        <w:pStyle w:val="a3"/>
+        <w:ind w:right="-143"/>
+        <w:rPr>
+          <w:rFonts w:ascii="Times New Roman" w:hAnsi="Times New Roman" w:cs="Times New Roman"/>
+          <w:sz w:val="26"/>
+          <w:szCs w:val="26"/>
+        </w:rPr>
+      </w:pPr>
+      <w:bookmarkStart w:id="3" w:name="_GoBack"/>
+      <w:bookmarkEnd w:id="3"/>
     </w:p>
     <w:p>
       <w:pPr>

--- a/Templates/periodich.docx
+++ b/Templates/periodich.docx
@@ -722,6 +722,46 @@
         </w:rPr>
         <w:t>{{Имя_изделия}}</w:t>
       </w:r>
+      <w:r>
+        <w:rPr>
+          <w:rFonts w:ascii="Times New Roman" w:hAnsi="Times New Roman" w:cs="Times New Roman"/>
+          <w:sz w:val="26"/>
+          <w:szCs w:val="26"/>
+        </w:rPr>
+        <w:t>,</w:t>
+      </w:r>
+    </w:p>
+    <w:p>
+      <w:pPr>
+        <w:pStyle w:val="a3"/>
+        <w:ind w:right="-705"/>
+        <w:jc w:val="center"/>
+        <w:rPr>
+          <w:rFonts w:ascii="Times New Roman" w:hAnsi="Times New Roman" w:cs="Times New Roman"/>
+          <w:sz w:val="26"/>
+          <w:szCs w:val="26"/>
+        </w:rPr>
+      </w:pPr>
+      <w:r>
+        <w:rPr>
+          <w:rFonts w:ascii="Times New Roman" w:hAnsi="Times New Roman" w:cs="Times New Roman"/>
+          <w:sz w:val="26"/>
+          <w:szCs w:val="26"/>
+        </w:rPr>
+        <w:t>{{Имя_изделия2}}</w:t>
+      </w:r>
+    </w:p>
+    <w:p>
+      <w:pPr>
+        <w:pStyle w:val="a3"/>
+        <w:ind w:right="-705"/>
+        <w:jc w:val="center"/>
+        <w:rPr>
+          <w:rFonts w:ascii="Times New Roman" w:hAnsi="Times New Roman" w:cs="Times New Roman"/>
+          <w:sz w:val="26"/>
+          <w:szCs w:val="26"/>
+        </w:rPr>
+      </w:pPr>
     </w:p>
     <w:tbl>
       <w:tblPr>
@@ -909,6 +949,12 @@
             <w:tcW w:w="9072" w:type="dxa"/>
           </w:tcPr>
           <w:p>
+            <w:pPr>
+              <w:rPr>
+                <w:sz w:val="26"/>
+                <w:szCs w:val="26"/>
+              </w:rPr>
+            </w:pPr>
             <w:r>
               <w:rPr>
                 <w:sz w:val="26"/>
@@ -970,31 +1016,63 @@
                 <w:szCs w:val="26"/>
               </w:rPr>
               <w:t>{{Рег_Номер_изделия}}</w:t>
+            </w:r>
+          </w:p>
+          <w:p>
+            <w:r>
+              <w:rPr>
+                <w:sz w:val="26"/>
+              </w:rPr>
+              <w:t>{{Имя_</w:t>
+            </w:r>
+            <w:r>
+              <w:rPr>
+                <w:sz w:val="26"/>
+              </w:rPr>
+              <w:t>изделия</w:t>
+            </w:r>
+            <w:r>
+              <w:rPr>
+                <w:sz w:val="26"/>
+              </w:rPr>
+              <w:t xml:space="preserve">2}} </w:t>
+            </w:r>
+            <w:r>
+              <w:rPr>
+                <w:sz w:val="26"/>
+              </w:rPr>
+              <w:t>зав №</w:t>
+            </w:r>
+            <w:r>
+              <w:rPr>
+                <w:sz w:val="26"/>
+                <w:szCs w:val="26"/>
+              </w:rPr>
+              <w:t>{{Номер_изделия2}}</w:t>
+            </w:r>
+            <w:r>
+              <w:rPr>
+                <w:sz w:val="26"/>
+              </w:rPr>
+              <w:t xml:space="preserve">; рег. </w:t>
+            </w:r>
+            <w:r>
+              <w:rPr>
+                <w:sz w:val="26"/>
+              </w:rPr>
+              <w:t>№</w:t>
+            </w:r>
+            <w:r>
+              <w:rPr>
+                <w:sz w:val="26"/>
+                <w:szCs w:val="26"/>
+              </w:rPr>
+              <w:t>{{Рег_Номер_изделия2}}</w:t>
             </w:r>
           </w:p>
         </w:tc>
       </w:tr>
     </w:tbl>
-    <w:p>
-      <w:pPr>
-        <w:pStyle w:val="a3"/>
-        <w:rPr>
-          <w:rFonts w:ascii="Times New Roman" w:hAnsi="Times New Roman" w:cs="Times New Roman"/>
-          <w:sz w:val="26"/>
-          <w:szCs w:val="26"/>
-        </w:rPr>
-      </w:pPr>
-    </w:p>
-    <w:p>
-      <w:pPr>
-        <w:pStyle w:val="a3"/>
-        <w:rPr>
-          <w:rFonts w:ascii="Times New Roman" w:hAnsi="Times New Roman" w:cs="Times New Roman"/>
-          <w:sz w:val="26"/>
-          <w:szCs w:val="26"/>
-        </w:rPr>
-      </w:pPr>
-    </w:p>
     <w:p>
       <w:pPr>
         <w:pStyle w:val="a3"/>
@@ -2537,6 +2615,89 @@
           <w:sz w:val="26"/>
           <w:szCs w:val="26"/>
         </w:rPr>
+        <w:t xml:space="preserve">, </w:t>
+      </w:r>
+      <w:r>
+        <w:rPr>
+          <w:rFonts w:ascii="Times New Roman" w:hAnsi="Times New Roman" w:cs="Times New Roman"/>
+          <w:sz w:val="26"/>
+          <w:szCs w:val="26"/>
+        </w:rPr>
+        <w:t xml:space="preserve">Изделие </w:t>
+      </w:r>
+      <w:r>
+        <w:rPr>
+          <w:rFonts w:ascii="Times New Roman" w:hAnsi="Times New Roman" w:cs="Times New Roman"/>
+          <w:sz w:val="26"/>
+          <w:szCs w:val="26"/>
+        </w:rPr>
+        <w:t>{{</w:t>
+      </w:r>
+      <w:r>
+        <w:rPr>
+          <w:rFonts w:ascii="Times New Roman" w:hAnsi="Times New Roman" w:cs="Times New Roman"/>
+          <w:sz w:val="26"/>
+          <w:szCs w:val="26"/>
+        </w:rPr>
+        <w:t>Имя_изделия</w:t>
+      </w:r>
+      <w:r>
+        <w:rPr>
+          <w:rFonts w:ascii="Times New Roman" w:hAnsi="Times New Roman" w:cs="Times New Roman"/>
+          <w:sz w:val="26"/>
+          <w:szCs w:val="26"/>
+        </w:rPr>
+        <w:t xml:space="preserve">2}} </w:t>
+      </w:r>
+      <w:r>
+        <w:rPr>
+          <w:rFonts w:ascii="Times New Roman" w:hAnsi="Times New Roman" w:cs="Times New Roman"/>
+          <w:sz w:val="26"/>
+          <w:szCs w:val="26"/>
+        </w:rPr>
+        <w:t>зав №</w:t>
+      </w:r>
+      <w:r>
+        <w:rPr>
+          <w:rFonts w:ascii="Times New Roman" w:hAnsi="Times New Roman" w:cs="Times New Roman"/>
+          <w:sz w:val="26"/>
+          <w:szCs w:val="26"/>
+        </w:rPr>
+        <w:t>{{</w:t>
+      </w:r>
+      <w:r>
+        <w:rPr>
+          <w:rFonts w:ascii="Times New Roman" w:hAnsi="Times New Roman" w:cs="Times New Roman"/>
+          <w:sz w:val="26"/>
+          <w:szCs w:val="26"/>
+        </w:rPr>
+        <w:t>Номер_изделия</w:t>
+      </w:r>
+      <w:r>
+        <w:rPr>
+          <w:rFonts w:ascii="Times New Roman" w:hAnsi="Times New Roman" w:cs="Times New Roman"/>
+          <w:sz w:val="26"/>
+          <w:szCs w:val="26"/>
+        </w:rPr>
+        <w:t>2}}</w:t>
+      </w:r>
+    </w:p>
+    <w:p>
+      <w:pPr>
+        <w:pStyle w:val="a3"/>
+        <w:ind w:right="-143"/>
+        <w:rPr>
+          <w:rFonts w:ascii="Times New Roman" w:hAnsi="Times New Roman" w:cs="Times New Roman"/>
+          <w:sz w:val="26"/>
+          <w:szCs w:val="26"/>
+        </w:rPr>
+      </w:pPr>
+      <w:r>
+        <w:rPr>
+          <w:rFonts w:ascii="Times New Roman" w:hAnsi="Times New Roman" w:cs="Times New Roman"/>
+          <w:sz w:val="26"/>
+          <w:szCs w:val="26"/>
+        </w:rPr>
         <w:t>)</w:t>
       </w:r>
     </w:p>
@@ -3195,8 +3356,6 @@
           <w:szCs w:val="26"/>
         </w:rPr>
       </w:pPr>
-      <w:bookmarkStart w:id="3" w:name="_GoBack"/>
-      <w:bookmarkEnd w:id="3"/>
     </w:p>
     <w:p>
       <w:pPr>
@@ -3628,8 +3787,15 @@
             <w:r>
               <w:rPr>
                 <w:sz w:val="26"/>
-              </w:rPr>
-              <w:t xml:space="preserve">Образец изделия </w:t>
+                <w:highlight w:val="yellow"/>
+              </w:rPr>
+              <w:t>Образец</w:t>
+            </w:r>
+            <w:r>
+              <w:rPr>
+                <w:sz w:val="26"/>
+              </w:rPr>
+              <w:t xml:space="preserve"> изделия </w:t>
             </w:r>
             <w:r>
               <w:rPr>
@@ -3653,6 +3819,14 @@
               <w:rPr>
                 <w:sz w:val="26"/>
               </w:rPr>
+              <w:t xml:space="preserve"> </w:t>
+            </w:r>
+            <w:bookmarkStart w:id="3" w:name="_GoBack"/>
+            <w:bookmarkEnd w:id="3"/>
+            <w:r>
+              <w:rPr>
+                <w:sz w:val="26"/>
+              </w:rPr>
               <w:t>зав №</w:t>
             </w:r>
             <w:r>
@@ -3677,6 +3851,54 @@
               <w:rPr>
                 <w:sz w:val="26"/>
               </w:rPr>
+              <w:t>, {{</w:t>
+            </w:r>
+            <w:r>
+              <w:rPr>
+                <w:sz w:val="26"/>
+              </w:rPr>
+              <w:t>Имя_изделия</w:t>
+            </w:r>
+            <w:r>
+              <w:rPr>
+                <w:sz w:val="26"/>
+              </w:rPr>
+              <w:t>2}}</w:t>
+            </w:r>
+            <w:r>
+              <w:rPr>
+                <w:sz w:val="26"/>
+              </w:rPr>
+              <w:t xml:space="preserve"> </w:t>
+            </w:r>
+            <w:r>
+              <w:rPr>
+                <w:sz w:val="26"/>
+              </w:rPr>
+              <w:t>зав №</w:t>
+            </w:r>
+            <w:r>
+              <w:rPr>
+                <w:sz w:val="26"/>
+              </w:rPr>
+              <w:t>{{</w:t>
+            </w:r>
+            <w:r>
+              <w:rPr>
+                <w:sz w:val="26"/>
+              </w:rPr>
+              <w:t>Номер_изделия</w:t>
+            </w:r>
+            <w:r>
+              <w:rPr>
+                <w:sz w:val="26"/>
+              </w:rPr>
+              <w:t xml:space="preserve">2}} </w:t>
+            </w:r>
+            <w:r>
+              <w:rPr>
+                <w:sz w:val="26"/>
+              </w:rPr>
               <w:t xml:space="preserve">испытания на соответствие требованиям </w:t>
             </w:r>
             <w:r>
@@ -3708,26 +3930,15 @@
             <w:r>
               <w:rPr>
                 <w:sz w:val="26"/>
-              </w:rPr>
-              <w:t>{{</w:t>
-            </w:r>
-            <w:r>
-              <w:rPr>
-                <w:sz w:val="26"/>
-              </w:rPr>
-              <w:t>Имя_изделия</w:t>
-            </w:r>
-            <w:r>
-              <w:rPr>
-                <w:sz w:val="26"/>
-              </w:rPr>
-              <w:t>}}</w:t>
-            </w:r>
-            <w:r>
-              <w:rPr>
-                <w:sz w:val="26"/>
-              </w:rPr>
-              <w:t>» выдержал.</w:t>
+                <w:highlight w:val="yellow"/>
+              </w:rPr>
+              <w:t>{{Имя_изделия}}»</w:t>
+            </w:r>
+            <w:r>
+              <w:rPr>
+                <w:sz w:val="26"/>
+              </w:rPr>
+              <w:t xml:space="preserve"> выдержал.</w:t>
             </w:r>
             <w:r>
               <w:rPr>
